--- a/Manuscript/Revision 1/NAJ-S-25-00037.R1_supporting information.docx
+++ b/Manuscript/Revision 1/NAJ-S-25-00037.R1_supporting information.docx
@@ -1,6 +1,6 @@
 
 <file path=word/document.xml><?xml version="1.0" encoding="utf-8"?>
-<w:document xmlns:wpc="http://schemas.microsoft.com/office/word/2010/wordprocessingCanvas" xmlns:cx="http://schemas.microsoft.com/office/drawing/2014/chartex" xmlns:cx1="http://schemas.microsoft.com/office/drawing/2015/9/8/chartex" xmlns:cx2="http://schemas.microsoft.com/office/drawing/2015/10/21/chartex" xmlns:cx3="http://schemas.microsoft.com/office/drawing/2016/5/9/chartex" xmlns:cx4="http://schemas.microsoft.com/office/drawing/2016/5/10/chartex" xmlns:cx5="http://schemas.microsoft.com/office/drawing/2016/5/11/chartex" xmlns:cx6="http://schemas.microsoft.com/office/drawing/2016/5/12/chartex" xmlns:cx7="http://schemas.microsoft.com/office/drawing/2016/5/13/chartex" xmlns:cx8="http://schemas.microsoft.com/office/drawing/2016/5/14/chartex" xmlns:mc="http://schemas.openxmlformats.org/markup-compatibility/2006" xmlns:aink="http://schemas.microsoft.com/office/drawing/2016/ink" xmlns:am3d="http://schemas.microsoft.com/office/drawing/2017/model3d" xmlns:o="urn:schemas-microsoft-com:office:office" xmlns:oel="http://schemas.microsoft.com/office/2019/extlst" xmlns:r="http://schemas.openxmlformats.org/officeDocument/2006/relationships" xmlns:m="http://schemas.openxmlformats.org/officeDocument/2006/math" xmlns:v="urn:schemas-microsoft-com:vml" xmlns:wp14="http://schemas.microsoft.com/office/word/2010/wordprocessingDrawing" xmlns:wp="http://schemas.openxmlformats.org/drawingml/2006/wordprocessingDrawing" xmlns:w10="urn:schemas-microsoft-com:office:word" xmlns:w="http://schemas.openxmlformats.org/wordprocessingml/2006/main" xmlns:w14="http://schemas.microsoft.com/office/word/2010/wordml" xmlns:w15="http://schemas.microsoft.com/office/word/2012/wordml" xmlns:w16cex="http://schemas.microsoft.com/office/word/2018/wordml/cex" xmlns:w16cid="http://schemas.microsoft.com/office/word/2016/wordml/cid" xmlns:w16="http://schemas.microsoft.com/office/word/2018/wordml" xmlns:w16du="http://schemas.microsoft.com/office/word/2023/wordml/word16du" xmlns:w16sdtdh="http://schemas.microsoft.com/office/word/2020/wordml/sdtdatahash" xmlns:w16sdtfl="http://schemas.microsoft.com/office/word/2024/wordml/sdtformatlock" xmlns:w16se="http://schemas.microsoft.com/office/word/2015/wordml/symex" xmlns:wpg="http://schemas.microsoft.com/office/word/2010/wordprocessingGroup" xmlns:wpi="http://schemas.microsoft.com/office/word/2010/wordprocessingInk" xmlns:wne="http://schemas.microsoft.com/office/word/2006/wordml" xmlns:wps="http://schemas.microsoft.com/office/word/2010/wordprocessingShape" xmlns:a="http://schemas.openxmlformats.org/drawingml/2006/main" xmlns:pic="http://schemas.openxmlformats.org/drawingml/2006/picture" xmlns:a14="http://schemas.microsoft.com/office/drawing/2010/main" mc:Ignorable="w14 w15 w16se w16cid w16 w16cex w16sdtdh w16sdtfl w16du wp14">
+<w:document xmlns:wpc="http://schemas.microsoft.com/office/word/2010/wordprocessingCanvas" xmlns:cx="http://schemas.microsoft.com/office/drawing/2014/chartex" xmlns:cx1="http://schemas.microsoft.com/office/drawing/2015/9/8/chartex" xmlns:cx2="http://schemas.microsoft.com/office/drawing/2015/10/21/chartex" xmlns:cx3="http://schemas.microsoft.com/office/drawing/2016/5/9/chartex" xmlns:cx4="http://schemas.microsoft.com/office/drawing/2016/5/10/chartex" xmlns:cx5="http://schemas.microsoft.com/office/drawing/2016/5/11/chartex" xmlns:cx6="http://schemas.microsoft.com/office/drawing/2016/5/12/chartex" xmlns:cx7="http://schemas.microsoft.com/office/drawing/2016/5/13/chartex" xmlns:cx8="http://schemas.microsoft.com/office/drawing/2016/5/14/chartex" xmlns:mc="http://schemas.openxmlformats.org/markup-compatibility/2006" xmlns:aink="http://schemas.microsoft.com/office/drawing/2016/ink" xmlns:am3d="http://schemas.microsoft.com/office/drawing/2017/model3d" xmlns:o="urn:schemas-microsoft-com:office:office" xmlns:oel="http://schemas.microsoft.com/office/2019/extlst" xmlns:r="http://schemas.openxmlformats.org/officeDocument/2006/relationships" xmlns:m="http://schemas.openxmlformats.org/officeDocument/2006/math" xmlns:v="urn:schemas-microsoft-com:vml" xmlns:wp14="http://schemas.microsoft.com/office/word/2010/wordprocessingDrawing" xmlns:wp="http://schemas.openxmlformats.org/drawingml/2006/wordprocessingDrawing" xmlns:w10="urn:schemas-microsoft-com:office:word" xmlns:w="http://schemas.openxmlformats.org/wordprocessingml/2006/main" xmlns:w14="http://schemas.microsoft.com/office/word/2010/wordml" xmlns:w15="http://schemas.microsoft.com/office/word/2012/wordml" xmlns:w16cex="http://schemas.microsoft.com/office/word/2018/wordml/cex" xmlns:w16cid="http://schemas.microsoft.com/office/word/2016/wordml/cid" xmlns:w16="http://schemas.microsoft.com/office/word/2018/wordml" xmlns:w16du="http://schemas.microsoft.com/office/word/2023/wordml/word16du" xmlns:w16sdtdh="http://schemas.microsoft.com/office/word/2020/wordml/sdtdatahash" xmlns:w16sdtfl="http://schemas.microsoft.com/office/word/2024/wordml/sdtformatlock" xmlns:w16se="http://schemas.microsoft.com/office/word/2015/wordml/symex" xmlns:wpg="http://schemas.microsoft.com/office/word/2010/wordprocessingGroup" xmlns:wpi="http://schemas.microsoft.com/office/word/2010/wordprocessingInk" xmlns:wne="http://schemas.microsoft.com/office/word/2006/wordml" xmlns:wps="http://schemas.microsoft.com/office/word/2010/wordprocessingShape" mc:Ignorable="w14 w15 w16se w16cid w16 w16cex w16sdtdh w16sdtfl w16du wp14">
   <w:body>
     <w:p>
       <w:r>
@@ -47,8 +47,8 @@
     <w:p>
       <w:r>
         <w:rPr>
-          <w:b w:val="1"/>
-          <w:bCs w:val="1"/>
+          <w:b/>
+          <w:bCs/>
           <w:lang w:val="en-US"/>
         </w:rPr>
         <w:t xml:space="preserve">Figure S1. </w:t>
@@ -57,19 +57,7 @@
         <w:rPr>
           <w:lang w:val="en-US"/>
         </w:rPr>
-        <w:t xml:space="preserve">To </w:t>
-      </w:r>
-      <w:r>
-        <w:rPr>
-          <w:lang w:val="en-US"/>
-        </w:rPr>
-        <w:t>determine</w:t>
-      </w:r>
-      <w:r>
-        <w:rPr>
-          <w:lang w:val="en-US"/>
-        </w:rPr>
-        <w:t xml:space="preserve"> the cumulative effort and illustrate the potential people-hours compared to other locations in Florida, we generated 100 random square boundaries with the same area as the DeLuca preserve across Florida. </w:t>
+        <w:t xml:space="preserve">To determine the cumulative effort and illustrate the potential people-hours compared to other locations in Florida, we generated 100 random square boundaries with the same area as the DeLuca preserve across Florida. </w:t>
       </w:r>
     </w:p>
     <w:p>
@@ -125,8 +113,8 @@
     <w:p>
       <w:r>
         <w:rPr>
-          <w:b w:val="1"/>
-          <w:bCs w:val="1"/>
+          <w:b/>
+          <w:bCs/>
           <w:lang w:val="en-US"/>
         </w:rPr>
         <w:t>Figure S2</w:t>
@@ -135,43 +123,35 @@
         <w:rPr>
           <w:lang w:val="en-US"/>
         </w:rPr>
-        <w:t xml:space="preserve">. Cumulative number of endemic and introduced species recorded during bioblitz events at DeLuca Preserve, based on Research Grade iNaturalist observations. The orange line </w:t>
-      </w:r>
+        <w:t xml:space="preserve">. Cumulative number of endemic and introduced species recorded during bioblitz events at DeLuca Preserve, based on Research Grade </w:t>
+      </w:r>
+      <w:proofErr w:type="spellStart"/>
       <w:r>
         <w:rPr>
           <w:lang w:val="en-US"/>
         </w:rPr>
-        <w:t>represents</w:t>
-      </w:r>
+        <w:t>iNaturalist</w:t>
+      </w:r>
+      <w:proofErr w:type="spellEnd"/>
       <w:r>
         <w:rPr>
           <w:lang w:val="en-US"/>
         </w:rPr>
-        <w:t xml:space="preserve"> the number of introduced species over time. The blue line </w:t>
-      </w:r>
+        <w:t xml:space="preserve"> observations. The orange line represents the number of </w:t>
+      </w:r>
+      <w:proofErr w:type="gramStart"/>
       <w:r>
         <w:rPr>
           <w:lang w:val="en-US"/>
         </w:rPr>
-        <w:t>represents</w:t>
-      </w:r>
+        <w:t>introduced species</w:t>
+      </w:r>
+      <w:proofErr w:type="gramEnd"/>
       <w:r>
         <w:rPr>
           <w:lang w:val="en-US"/>
         </w:rPr>
-        <w:t xml:space="preserve"> the number of endemic species to Florida over time. Both </w:t>
-      </w:r>
-      <w:r>
-        <w:rPr>
-          <w:lang w:val="en-US"/>
-        </w:rPr>
-        <w:t>represent</w:t>
-      </w:r>
-      <w:r>
-        <w:rPr>
-          <w:lang w:val="en-US"/>
-        </w:rPr>
-        <w:t xml:space="preserve"> an increase in findings of establishment type per sampling effort.</w:t>
+        <w:t xml:space="preserve"> over time. The blue line represents the number of endemic species to Florida over time. Both represent an increase in findings of establishment type per sampling effort.</w:t>
       </w:r>
     </w:p>
     <w:p>
@@ -227,8 +207,8 @@
     <w:p>
       <w:r>
         <w:rPr>
-          <w:b w:val="1"/>
-          <w:bCs w:val="1"/>
+          <w:b/>
+          <w:bCs/>
           <w:lang w:val="en-US"/>
         </w:rPr>
         <w:t>Figure S3.</w:t>
@@ -237,19 +217,21 @@
         <w:rPr>
           <w:lang w:val="en-US"/>
         </w:rPr>
-        <w:t xml:space="preserve"> Proportion of all recorded observations per species that originated from the DeLuca Bioblitzes across different spatial scales. Each point </w:t>
-      </w:r>
+        <w:t xml:space="preserve"> Proportion of all recorded observations per species that originated from the DeLuca Bioblitzes across different spatial scales. Each point represents a single species, with boxplots denoting the interquartile range. The three panels correspond to (from left to right): observations within Osceola County, all observations across Florida, and all observations on </w:t>
+      </w:r>
+      <w:proofErr w:type="spellStart"/>
       <w:r>
         <w:rPr>
           <w:lang w:val="en-US"/>
         </w:rPr>
-        <w:t>represents</w:t>
-      </w:r>
+        <w:t>iNaturalist</w:t>
+      </w:r>
+      <w:proofErr w:type="spellEnd"/>
       <w:r>
         <w:rPr>
           <w:lang w:val="en-US"/>
         </w:rPr>
-        <w:t xml:space="preserve"> a single species, with boxplots denoting the interquartile range. The three panels correspond to (from left to right): observations within Osceola County, all observations across Florida, and all observations on iNaturalist. All observations are Research Grade.</w:t>
+        <w:t>. All observations are Research Grade.</w:t>
       </w:r>
     </w:p>
     <w:p>
@@ -305,8 +287,8 @@
     <w:p>
       <w:r>
         <w:rPr>
-          <w:b w:val="1"/>
-          <w:bCs w:val="1"/>
+          <w:b/>
+          <w:bCs/>
           <w:lang w:val="en-US"/>
         </w:rPr>
         <w:t>Figure S4</w:t>
@@ -315,55 +297,21 @@
         <w:rPr>
           <w:lang w:val="en-US"/>
         </w:rPr>
-        <w:t xml:space="preserve">. The blue line </w:t>
-      </w:r>
+        <w:t xml:space="preserve">. The blue line represents the number of articles returned from Google Scholar searches for the term “Bioblitz” by year. The orange line represents the number of </w:t>
+      </w:r>
+      <w:proofErr w:type="spellStart"/>
       <w:r>
         <w:rPr>
           <w:lang w:val="en-US"/>
         </w:rPr>
-        <w:t>represents</w:t>
-      </w:r>
+        <w:t>iNaturalist</w:t>
+      </w:r>
+      <w:proofErr w:type="spellEnd"/>
       <w:r>
         <w:rPr>
           <w:lang w:val="en-US"/>
         </w:rPr>
-        <w:t xml:space="preserve"> the number of articles returned from Google Scholar </w:t>
-      </w:r>
-      <w:r>
-        <w:rPr>
-          <w:lang w:val="en-US"/>
-        </w:rPr>
-        <w:t>searches</w:t>
-      </w:r>
-      <w:r>
-        <w:rPr>
-          <w:lang w:val="en-US"/>
-        </w:rPr>
-        <w:t xml:space="preserve"> for the term “Bioblitz” by year. The orange line </w:t>
-      </w:r>
-      <w:r>
-        <w:rPr>
-          <w:lang w:val="en-US"/>
-        </w:rPr>
-        <w:t>represents</w:t>
-      </w:r>
-      <w:r>
-        <w:rPr>
-          <w:lang w:val="en-US"/>
-        </w:rPr>
-        <w:t xml:space="preserve"> the number of iNaturalist projects that </w:t>
-      </w:r>
-      <w:r>
-        <w:rPr>
-          <w:lang w:val="en-US"/>
-        </w:rPr>
-        <w:t>contain</w:t>
-      </w:r>
-      <w:r>
-        <w:rPr>
-          <w:lang w:val="en-US"/>
-        </w:rPr>
-        <w:t xml:space="preserve"> the term “Bioblitz” by year. Both cases illustrate the increasing popularity of bioblitzes over time.</w:t>
+        <w:t xml:space="preserve"> projects that contain the term “Bioblitz” by year. Both cases illustrate the increasing popularity of bioblitzes over time.</w:t>
       </w:r>
     </w:p>
     <w:p>
@@ -446,7 +394,7 @@
       <w:r>
         <w:t>ioblitz observations compare to observations in Florida state parks, we modeled the relationship between number of observations and number of species across 39 state parks (</w:t>
       </w:r>
-      <w:bookmarkStart w:name="_Hlk219455878" w:id="0"/>
+      <w:bookmarkStart w:id="0" w:name="_Hlk219455878"/>
       <w:r>
         <w:t>see Lowe et al., 2026</w:t>
       </w:r>
@@ -454,6 +402,7 @@
       <w:r>
         <w:t xml:space="preserve">). We ran two negative binomial generalized linear models: one with the number of observations as the response and log-transformed park size (ha) as the predictor, and one with the number of species as the response and log-transformed park size (ha) as the predictor. Model structure was chosen based on residual diagnostics using the </w:t>
       </w:r>
+      <w:proofErr w:type="spellStart"/>
       <w:r>
         <w:rPr>
           <w:i/>
@@ -461,8 +410,9 @@
         </w:rPr>
         <w:t>DHARMa</w:t>
       </w:r>
-      <w:r>
-        <w:t xml:space="preserve"> package in R (Hartig, 2024). We then plotted the fitted trend lines with standard error, and highlighted </w:t>
+      <w:proofErr w:type="spellEnd"/>
+      <w:r>
+        <w:t xml:space="preserve"> package in R. We then plotted the fitted trend lines with standard error, and highlighted </w:t>
       </w:r>
       <w:r>
         <w:t xml:space="preserve">data from the </w:t>
@@ -483,8 +433,21 @@
         <w:t xml:space="preserve"> </w:t>
       </w:r>
       <w:r>
-        <w:t>all dates in iNaturalist</w:t>
-      </w:r>
+        <w:t xml:space="preserve">all </w:t>
+      </w:r>
+      <w:proofErr w:type="gramStart"/>
+      <w:r>
+        <w:t>dates</w:t>
+      </w:r>
+      <w:proofErr w:type="gramEnd"/>
+      <w:r>
+        <w:t xml:space="preserve"> in </w:t>
+      </w:r>
+      <w:proofErr w:type="spellStart"/>
+      <w:r>
+        <w:t>iNaturalist</w:t>
+      </w:r>
+      <w:proofErr w:type="spellEnd"/>
       <w:r>
         <w:t xml:space="preserve">, whereas DeLuca </w:t>
       </w:r>
@@ -511,7 +474,7 @@
       </w:r>
     </w:p>
     <w:sectPr>
-      <w:pgSz w:w="12240" w:h="15840" w:orient="portrait"/>
+      <w:pgSz w:w="12240" w:h="15840"/>
       <w:pgMar w:top="1440" w:right="1440" w:bottom="1440" w:left="1440" w:header="720" w:footer="720" w:gutter="0"/>
       <w:lnNumType w:countBy="1" w:restart="continuous"/>
       <w:pgNumType w:start="1"/>
@@ -527,7 +490,7 @@
   <w:docDefaults>
     <w:rPrDefault>
       <w:rPr>
-        <w:rFonts w:asciiTheme="minorHAnsi" w:hAnsiTheme="minorHAnsi" w:eastAsiaTheme="minorHAnsi" w:cstheme="minorBidi"/>
+        <w:rFonts w:asciiTheme="minorHAnsi" w:eastAsiaTheme="minorHAnsi" w:hAnsiTheme="minorHAnsi" w:cstheme="minorBidi"/>
         <w:kern w:val="2"/>
         <w:sz w:val="24"/>
         <w:szCs w:val="24"/>
@@ -544,14 +507,14 @@
   <w:latentStyles w:defLockedState="0" w:defUIPriority="99" w:defSemiHidden="0" w:defUnhideWhenUsed="0" w:defQFormat="0" w:count="376">
     <w:lsdException w:name="Normal" w:uiPriority="0" w:qFormat="1"/>
     <w:lsdException w:name="heading 1" w:uiPriority="9" w:qFormat="1"/>
-    <w:lsdException w:name="heading 2" w:uiPriority="9" w:semiHidden="1" w:unhideWhenUsed="1" w:qFormat="1"/>
-    <w:lsdException w:name="heading 3" w:uiPriority="9" w:semiHidden="1" w:unhideWhenUsed="1" w:qFormat="1"/>
-    <w:lsdException w:name="heading 4" w:uiPriority="9" w:semiHidden="1" w:unhideWhenUsed="1" w:qFormat="1"/>
-    <w:lsdException w:name="heading 5" w:uiPriority="9" w:semiHidden="1" w:unhideWhenUsed="1" w:qFormat="1"/>
-    <w:lsdException w:name="heading 6" w:uiPriority="9" w:semiHidden="1" w:unhideWhenUsed="1" w:qFormat="1"/>
-    <w:lsdException w:name="heading 7" w:uiPriority="9" w:semiHidden="1" w:unhideWhenUsed="1" w:qFormat="1"/>
-    <w:lsdException w:name="heading 8" w:uiPriority="9" w:semiHidden="1" w:unhideWhenUsed="1" w:qFormat="1"/>
-    <w:lsdException w:name="heading 9" w:uiPriority="9" w:semiHidden="1" w:unhideWhenUsed="1" w:qFormat="1"/>
+    <w:lsdException w:name="heading 2" w:semiHidden="1" w:uiPriority="9" w:unhideWhenUsed="1" w:qFormat="1"/>
+    <w:lsdException w:name="heading 3" w:semiHidden="1" w:uiPriority="9" w:unhideWhenUsed="1" w:qFormat="1"/>
+    <w:lsdException w:name="heading 4" w:semiHidden="1" w:uiPriority="9" w:unhideWhenUsed="1" w:qFormat="1"/>
+    <w:lsdException w:name="heading 5" w:semiHidden="1" w:uiPriority="9" w:unhideWhenUsed="1" w:qFormat="1"/>
+    <w:lsdException w:name="heading 6" w:semiHidden="1" w:uiPriority="9" w:unhideWhenUsed="1" w:qFormat="1"/>
+    <w:lsdException w:name="heading 7" w:semiHidden="1" w:uiPriority="9" w:unhideWhenUsed="1" w:qFormat="1"/>
+    <w:lsdException w:name="heading 8" w:semiHidden="1" w:uiPriority="9" w:unhideWhenUsed="1" w:qFormat="1"/>
+    <w:lsdException w:name="heading 9" w:semiHidden="1" w:uiPriority="9" w:unhideWhenUsed="1" w:qFormat="1"/>
     <w:lsdException w:name="index 1" w:semiHidden="1" w:unhideWhenUsed="1"/>
     <w:lsdException w:name="index 2" w:semiHidden="1" w:unhideWhenUsed="1"/>
     <w:lsdException w:name="index 3" w:semiHidden="1" w:unhideWhenUsed="1"/>
@@ -561,22 +524,22 @@
     <w:lsdException w:name="index 7" w:semiHidden="1" w:unhideWhenUsed="1"/>
     <w:lsdException w:name="index 8" w:semiHidden="1" w:unhideWhenUsed="1"/>
     <w:lsdException w:name="index 9" w:semiHidden="1" w:unhideWhenUsed="1"/>
-    <w:lsdException w:name="toc 1" w:uiPriority="39" w:semiHidden="1" w:unhideWhenUsed="1"/>
-    <w:lsdException w:name="toc 2" w:uiPriority="39" w:semiHidden="1" w:unhideWhenUsed="1"/>
-    <w:lsdException w:name="toc 3" w:uiPriority="39" w:semiHidden="1" w:unhideWhenUsed="1"/>
-    <w:lsdException w:name="toc 4" w:uiPriority="39" w:semiHidden="1" w:unhideWhenUsed="1"/>
-    <w:lsdException w:name="toc 5" w:uiPriority="39" w:semiHidden="1" w:unhideWhenUsed="1"/>
-    <w:lsdException w:name="toc 6" w:uiPriority="39" w:semiHidden="1" w:unhideWhenUsed="1"/>
-    <w:lsdException w:name="toc 7" w:uiPriority="39" w:semiHidden="1" w:unhideWhenUsed="1"/>
-    <w:lsdException w:name="toc 8" w:uiPriority="39" w:semiHidden="1" w:unhideWhenUsed="1"/>
-    <w:lsdException w:name="toc 9" w:uiPriority="39" w:semiHidden="1" w:unhideWhenUsed="1"/>
+    <w:lsdException w:name="toc 1" w:semiHidden="1" w:uiPriority="39" w:unhideWhenUsed="1"/>
+    <w:lsdException w:name="toc 2" w:semiHidden="1" w:uiPriority="39" w:unhideWhenUsed="1"/>
+    <w:lsdException w:name="toc 3" w:semiHidden="1" w:uiPriority="39" w:unhideWhenUsed="1"/>
+    <w:lsdException w:name="toc 4" w:semiHidden="1" w:uiPriority="39" w:unhideWhenUsed="1"/>
+    <w:lsdException w:name="toc 5" w:semiHidden="1" w:uiPriority="39" w:unhideWhenUsed="1"/>
+    <w:lsdException w:name="toc 6" w:semiHidden="1" w:uiPriority="39" w:unhideWhenUsed="1"/>
+    <w:lsdException w:name="toc 7" w:semiHidden="1" w:uiPriority="39" w:unhideWhenUsed="1"/>
+    <w:lsdException w:name="toc 8" w:semiHidden="1" w:uiPriority="39" w:unhideWhenUsed="1"/>
+    <w:lsdException w:name="toc 9" w:semiHidden="1" w:uiPriority="39" w:unhideWhenUsed="1"/>
     <w:lsdException w:name="Normal Indent" w:semiHidden="1" w:unhideWhenUsed="1"/>
     <w:lsdException w:name="footnote text" w:semiHidden="1" w:unhideWhenUsed="1"/>
     <w:lsdException w:name="annotation text" w:semiHidden="1" w:unhideWhenUsed="1"/>
     <w:lsdException w:name="header" w:semiHidden="1" w:unhideWhenUsed="1"/>
     <w:lsdException w:name="footer" w:semiHidden="1" w:unhideWhenUsed="1"/>
     <w:lsdException w:name="index heading" w:semiHidden="1" w:unhideWhenUsed="1"/>
-    <w:lsdException w:name="caption" w:uiPriority="35" w:semiHidden="1" w:unhideWhenUsed="1" w:qFormat="1"/>
+    <w:lsdException w:name="caption" w:semiHidden="1" w:uiPriority="35" w:unhideWhenUsed="1" w:qFormat="1"/>
     <w:lsdException w:name="table of figures" w:semiHidden="1" w:unhideWhenUsed="1"/>
     <w:lsdException w:name="envelope address" w:semiHidden="1" w:unhideWhenUsed="1"/>
     <w:lsdException w:name="envelope return" w:semiHidden="1" w:unhideWhenUsed="1"/>
@@ -607,7 +570,7 @@
     <w:lsdException w:name="Title" w:uiPriority="10" w:qFormat="1"/>
     <w:lsdException w:name="Closing" w:semiHidden="1" w:unhideWhenUsed="1"/>
     <w:lsdException w:name="Signature" w:semiHidden="1" w:unhideWhenUsed="1"/>
-    <w:lsdException w:name="Default Paragraph Font" w:uiPriority="1" w:semiHidden="1" w:unhideWhenUsed="1"/>
+    <w:lsdException w:name="Default Paragraph Font" w:semiHidden="1" w:uiPriority="1" w:unhideWhenUsed="1"/>
     <w:lsdException w:name="Body Text" w:semiHidden="1" w:unhideWhenUsed="1"/>
     <w:lsdException w:name="Body Text Indent" w:semiHidden="1" w:unhideWhenUsed="1"/>
     <w:lsdException w:name="List Continue" w:semiHidden="1" w:unhideWhenUsed="1"/>
@@ -807,8 +770,8 @@
     <w:lsdException w:name="Subtle Reference" w:uiPriority="31" w:qFormat="1"/>
     <w:lsdException w:name="Intense Reference" w:uiPriority="32" w:qFormat="1"/>
     <w:lsdException w:name="Book Title" w:uiPriority="33" w:qFormat="1"/>
-    <w:lsdException w:name="Bibliography" w:uiPriority="37" w:semiHidden="1" w:unhideWhenUsed="1"/>
-    <w:lsdException w:name="TOC Heading" w:uiPriority="39" w:semiHidden="1" w:unhideWhenUsed="1" w:qFormat="1"/>
+    <w:lsdException w:name="Bibliography" w:semiHidden="1" w:uiPriority="37" w:unhideWhenUsed="1"/>
+    <w:lsdException w:name="TOC Heading" w:semiHidden="1" w:uiPriority="39" w:unhideWhenUsed="1" w:qFormat="1"/>
     <w:lsdException w:name="Plain Table 1" w:uiPriority="41"/>
     <w:lsdException w:name="Plain Table 2" w:uiPriority="42"/>
     <w:lsdException w:name="Plain Table 3" w:uiPriority="43"/>
@@ -919,7 +882,7 @@
     <w:lsdException w:name="Unresolved Mention" w:semiHidden="1" w:unhideWhenUsed="1"/>
     <w:lsdException w:name="Smart Link" w:semiHidden="1" w:unhideWhenUsed="1"/>
   </w:latentStyles>
-  <w:style w:type="paragraph" w:styleId="Normal" w:default="1">
+  <w:style w:type="paragraph" w:default="1" w:styleId="Normal">
     <w:name w:val="Normal"/>
     <w:qFormat/>
     <w:rsid w:val="00A033B2"/>
@@ -927,7 +890,7 @@
       <w:spacing w:after="0" w:line="276" w:lineRule="auto"/>
     </w:pPr>
     <w:rPr>
-      <w:rFonts w:ascii="Times New Roman" w:hAnsi="Times New Roman" w:eastAsia="Times New Roman" w:cs="Times New Roman"/>
+      <w:rFonts w:ascii="Times New Roman" w:eastAsia="Times New Roman" w:hAnsi="Times New Roman" w:cs="Times New Roman"/>
       <w:kern w:val="0"/>
       <w:lang w:val="en"/>
       <w14:ligatures w14:val="none"/>
@@ -948,7 +911,7 @@
       <w:outlineLvl w:val="0"/>
     </w:pPr>
     <w:rPr>
-      <w:rFonts w:asciiTheme="majorHAnsi" w:hAnsiTheme="majorHAnsi" w:eastAsiaTheme="majorEastAsia" w:cstheme="majorBidi"/>
+      <w:rFonts w:asciiTheme="majorHAnsi" w:eastAsiaTheme="majorEastAsia" w:hAnsiTheme="majorHAnsi" w:cstheme="majorBidi"/>
       <w:color w:val="0F4761" w:themeColor="accent1" w:themeShade="BF"/>
       <w:kern w:val="2"/>
       <w:sz w:val="40"/>
@@ -974,7 +937,7 @@
       <w:outlineLvl w:val="1"/>
     </w:pPr>
     <w:rPr>
-      <w:rFonts w:asciiTheme="majorHAnsi" w:hAnsiTheme="majorHAnsi" w:eastAsiaTheme="majorEastAsia" w:cstheme="majorBidi"/>
+      <w:rFonts w:asciiTheme="majorHAnsi" w:eastAsiaTheme="majorEastAsia" w:hAnsiTheme="majorHAnsi" w:cstheme="majorBidi"/>
       <w:color w:val="0F4761" w:themeColor="accent1" w:themeShade="BF"/>
       <w:kern w:val="2"/>
       <w:sz w:val="32"/>
@@ -1000,7 +963,7 @@
       <w:outlineLvl w:val="2"/>
     </w:pPr>
     <w:rPr>
-      <w:rFonts w:asciiTheme="minorHAnsi" w:hAnsiTheme="minorHAnsi" w:eastAsiaTheme="majorEastAsia" w:cstheme="majorBidi"/>
+      <w:rFonts w:asciiTheme="minorHAnsi" w:eastAsiaTheme="majorEastAsia" w:hAnsiTheme="minorHAnsi" w:cstheme="majorBidi"/>
       <w:color w:val="0F4761" w:themeColor="accent1" w:themeShade="BF"/>
       <w:kern w:val="2"/>
       <w:sz w:val="28"/>
@@ -1026,7 +989,7 @@
       <w:outlineLvl w:val="3"/>
     </w:pPr>
     <w:rPr>
-      <w:rFonts w:asciiTheme="minorHAnsi" w:hAnsiTheme="minorHAnsi" w:eastAsiaTheme="majorEastAsia" w:cstheme="majorBidi"/>
+      <w:rFonts w:asciiTheme="minorHAnsi" w:eastAsiaTheme="majorEastAsia" w:hAnsiTheme="minorHAnsi" w:cstheme="majorBidi"/>
       <w:i/>
       <w:iCs/>
       <w:color w:val="0F4761" w:themeColor="accent1" w:themeShade="BF"/>
@@ -1052,7 +1015,7 @@
       <w:outlineLvl w:val="4"/>
     </w:pPr>
     <w:rPr>
-      <w:rFonts w:asciiTheme="minorHAnsi" w:hAnsiTheme="minorHAnsi" w:eastAsiaTheme="majorEastAsia" w:cstheme="majorBidi"/>
+      <w:rFonts w:asciiTheme="minorHAnsi" w:eastAsiaTheme="majorEastAsia" w:hAnsiTheme="minorHAnsi" w:cstheme="majorBidi"/>
       <w:color w:val="0F4761" w:themeColor="accent1" w:themeShade="BF"/>
       <w:kern w:val="2"/>
       <w:lang w:val="en-US"/>
@@ -1076,7 +1039,7 @@
       <w:outlineLvl w:val="5"/>
     </w:pPr>
     <w:rPr>
-      <w:rFonts w:asciiTheme="minorHAnsi" w:hAnsiTheme="minorHAnsi" w:eastAsiaTheme="majorEastAsia" w:cstheme="majorBidi"/>
+      <w:rFonts w:asciiTheme="minorHAnsi" w:eastAsiaTheme="majorEastAsia" w:hAnsiTheme="minorHAnsi" w:cstheme="majorBidi"/>
       <w:i/>
       <w:iCs/>
       <w:color w:val="595959" w:themeColor="text1" w:themeTint="A6"/>
@@ -1102,7 +1065,7 @@
       <w:outlineLvl w:val="6"/>
     </w:pPr>
     <w:rPr>
-      <w:rFonts w:asciiTheme="minorHAnsi" w:hAnsiTheme="minorHAnsi" w:eastAsiaTheme="majorEastAsia" w:cstheme="majorBidi"/>
+      <w:rFonts w:asciiTheme="minorHAnsi" w:eastAsiaTheme="majorEastAsia" w:hAnsiTheme="minorHAnsi" w:cstheme="majorBidi"/>
       <w:color w:val="595959" w:themeColor="text1" w:themeTint="A6"/>
       <w:kern w:val="2"/>
       <w:lang w:val="en-US"/>
@@ -1126,7 +1089,7 @@
       <w:outlineLvl w:val="7"/>
     </w:pPr>
     <w:rPr>
-      <w:rFonts w:asciiTheme="minorHAnsi" w:hAnsiTheme="minorHAnsi" w:eastAsiaTheme="majorEastAsia" w:cstheme="majorBidi"/>
+      <w:rFonts w:asciiTheme="minorHAnsi" w:eastAsiaTheme="majorEastAsia" w:hAnsiTheme="minorHAnsi" w:cstheme="majorBidi"/>
       <w:i/>
       <w:iCs/>
       <w:color w:val="272727" w:themeColor="text1" w:themeTint="D8"/>
@@ -1152,19 +1115,20 @@
       <w:outlineLvl w:val="8"/>
     </w:pPr>
     <w:rPr>
-      <w:rFonts w:asciiTheme="minorHAnsi" w:hAnsiTheme="minorHAnsi" w:eastAsiaTheme="majorEastAsia" w:cstheme="majorBidi"/>
+      <w:rFonts w:asciiTheme="minorHAnsi" w:eastAsiaTheme="majorEastAsia" w:hAnsiTheme="minorHAnsi" w:cstheme="majorBidi"/>
       <w:color w:val="272727" w:themeColor="text1" w:themeTint="D8"/>
       <w:kern w:val="2"/>
       <w:lang w:val="en-US"/>
       <w14:ligatures w14:val="standardContextual"/>
     </w:rPr>
   </w:style>
-  <w:style w:type="character" w:styleId="DefaultParagraphFont" w:default="1">
+  <w:style w:type="character" w:default="1" w:styleId="DefaultParagraphFont">
     <w:name w:val="Default Paragraph Font"/>
     <w:uiPriority w:val="1"/>
+    <w:semiHidden/>
     <w:unhideWhenUsed/>
   </w:style>
-  <w:style w:type="table" w:styleId="TableNormal" w:default="1">
+  <w:style w:type="table" w:default="1" w:styleId="TableNormal">
     <w:name w:val="Normal Table"/>
     <w:uiPriority w:val="99"/>
     <w:semiHidden/>
@@ -1179,26 +1143,26 @@
       </w:tblCellMar>
     </w:tblPr>
   </w:style>
-  <w:style w:type="numbering" w:styleId="NoList" w:default="1">
+  <w:style w:type="numbering" w:default="1" w:styleId="NoList">
     <w:name w:val="No List"/>
     <w:uiPriority w:val="99"/>
     <w:semiHidden/>
     <w:unhideWhenUsed/>
   </w:style>
-  <w:style w:type="character" w:styleId="Heading1Char" w:customStyle="1">
+  <w:style w:type="character" w:customStyle="1" w:styleId="Heading1Char">
     <w:name w:val="Heading 1 Char"/>
     <w:basedOn w:val="DefaultParagraphFont"/>
     <w:link w:val="Heading1"/>
     <w:uiPriority w:val="9"/>
     <w:rsid w:val="00A033B2"/>
     <w:rPr>
-      <w:rFonts w:asciiTheme="majorHAnsi" w:hAnsiTheme="majorHAnsi" w:eastAsiaTheme="majorEastAsia" w:cstheme="majorBidi"/>
+      <w:rFonts w:asciiTheme="majorHAnsi" w:eastAsiaTheme="majorEastAsia" w:hAnsiTheme="majorHAnsi" w:cstheme="majorBidi"/>
       <w:color w:val="0F4761" w:themeColor="accent1" w:themeShade="BF"/>
       <w:sz w:val="40"/>
       <w:szCs w:val="40"/>
     </w:rPr>
   </w:style>
-  <w:style w:type="character" w:styleId="Heading2Char" w:customStyle="1">
+  <w:style w:type="character" w:customStyle="1" w:styleId="Heading2Char">
     <w:name w:val="Heading 2 Char"/>
     <w:basedOn w:val="DefaultParagraphFont"/>
     <w:link w:val="Heading2"/>
@@ -1206,13 +1170,13 @@
     <w:semiHidden/>
     <w:rsid w:val="00A033B2"/>
     <w:rPr>
-      <w:rFonts w:asciiTheme="majorHAnsi" w:hAnsiTheme="majorHAnsi" w:eastAsiaTheme="majorEastAsia" w:cstheme="majorBidi"/>
+      <w:rFonts w:asciiTheme="majorHAnsi" w:eastAsiaTheme="majorEastAsia" w:hAnsiTheme="majorHAnsi" w:cstheme="majorBidi"/>
       <w:color w:val="0F4761" w:themeColor="accent1" w:themeShade="BF"/>
       <w:sz w:val="32"/>
       <w:szCs w:val="32"/>
     </w:rPr>
   </w:style>
-  <w:style w:type="character" w:styleId="Heading3Char" w:customStyle="1">
+  <w:style w:type="character" w:customStyle="1" w:styleId="Heading3Char">
     <w:name w:val="Heading 3 Char"/>
     <w:basedOn w:val="DefaultParagraphFont"/>
     <w:link w:val="Heading3"/>
@@ -1226,7 +1190,7 @@
       <w:szCs w:val="28"/>
     </w:rPr>
   </w:style>
-  <w:style w:type="character" w:styleId="Heading4Char" w:customStyle="1">
+  <w:style w:type="character" w:customStyle="1" w:styleId="Heading4Char">
     <w:name w:val="Heading 4 Char"/>
     <w:basedOn w:val="DefaultParagraphFont"/>
     <w:link w:val="Heading4"/>
@@ -1240,7 +1204,7 @@
       <w:color w:val="0F4761" w:themeColor="accent1" w:themeShade="BF"/>
     </w:rPr>
   </w:style>
-  <w:style w:type="character" w:styleId="Heading5Char" w:customStyle="1">
+  <w:style w:type="character" w:customStyle="1" w:styleId="Heading5Char">
     <w:name w:val="Heading 5 Char"/>
     <w:basedOn w:val="DefaultParagraphFont"/>
     <w:link w:val="Heading5"/>
@@ -1252,7 +1216,7 @@
       <w:color w:val="0F4761" w:themeColor="accent1" w:themeShade="BF"/>
     </w:rPr>
   </w:style>
-  <w:style w:type="character" w:styleId="Heading6Char" w:customStyle="1">
+  <w:style w:type="character" w:customStyle="1" w:styleId="Heading6Char">
     <w:name w:val="Heading 6 Char"/>
     <w:basedOn w:val="DefaultParagraphFont"/>
     <w:link w:val="Heading6"/>
@@ -1266,7 +1230,7 @@
       <w:color w:val="595959" w:themeColor="text1" w:themeTint="A6"/>
     </w:rPr>
   </w:style>
-  <w:style w:type="character" w:styleId="Heading7Char" w:customStyle="1">
+  <w:style w:type="character" w:customStyle="1" w:styleId="Heading7Char">
     <w:name w:val="Heading 7 Char"/>
     <w:basedOn w:val="DefaultParagraphFont"/>
     <w:link w:val="Heading7"/>
@@ -1278,7 +1242,7 @@
       <w:color w:val="595959" w:themeColor="text1" w:themeTint="A6"/>
     </w:rPr>
   </w:style>
-  <w:style w:type="character" w:styleId="Heading8Char" w:customStyle="1">
+  <w:style w:type="character" w:customStyle="1" w:styleId="Heading8Char">
     <w:name w:val="Heading 8 Char"/>
     <w:basedOn w:val="DefaultParagraphFont"/>
     <w:link w:val="Heading8"/>
@@ -1292,7 +1256,7 @@
       <w:color w:val="272727" w:themeColor="text1" w:themeTint="D8"/>
     </w:rPr>
   </w:style>
-  <w:style w:type="character" w:styleId="Heading9Char" w:customStyle="1">
+  <w:style w:type="character" w:customStyle="1" w:styleId="Heading9Char">
     <w:name w:val="Heading 9 Char"/>
     <w:basedOn w:val="DefaultParagraphFont"/>
     <w:link w:val="Heading9"/>
@@ -1317,7 +1281,7 @@
       <w:contextualSpacing/>
     </w:pPr>
     <w:rPr>
-      <w:rFonts w:asciiTheme="majorHAnsi" w:hAnsiTheme="majorHAnsi" w:eastAsiaTheme="majorEastAsia" w:cstheme="majorBidi"/>
+      <w:rFonts w:asciiTheme="majorHAnsi" w:eastAsiaTheme="majorEastAsia" w:hAnsiTheme="majorHAnsi" w:cstheme="majorBidi"/>
       <w:spacing w:val="-10"/>
       <w:kern w:val="28"/>
       <w:sz w:val="56"/>
@@ -1326,14 +1290,14 @@
       <w14:ligatures w14:val="standardContextual"/>
     </w:rPr>
   </w:style>
-  <w:style w:type="character" w:styleId="TitleChar" w:customStyle="1">
+  <w:style w:type="character" w:customStyle="1" w:styleId="TitleChar">
     <w:name w:val="Title Char"/>
     <w:basedOn w:val="DefaultParagraphFont"/>
     <w:link w:val="Title"/>
     <w:uiPriority w:val="10"/>
     <w:rsid w:val="00A033B2"/>
     <w:rPr>
-      <w:rFonts w:asciiTheme="majorHAnsi" w:hAnsiTheme="majorHAnsi" w:eastAsiaTheme="majorEastAsia" w:cstheme="majorBidi"/>
+      <w:rFonts w:asciiTheme="majorHAnsi" w:eastAsiaTheme="majorEastAsia" w:hAnsiTheme="majorHAnsi" w:cstheme="majorBidi"/>
       <w:spacing w:val="-10"/>
       <w:kern w:val="28"/>
       <w:sz w:val="56"/>
@@ -1355,7 +1319,7 @@
       <w:spacing w:after="160" w:line="278" w:lineRule="auto"/>
     </w:pPr>
     <w:rPr>
-      <w:rFonts w:asciiTheme="minorHAnsi" w:hAnsiTheme="minorHAnsi" w:eastAsiaTheme="majorEastAsia" w:cstheme="majorBidi"/>
+      <w:rFonts w:asciiTheme="minorHAnsi" w:eastAsiaTheme="majorEastAsia" w:hAnsiTheme="minorHAnsi" w:cstheme="majorBidi"/>
       <w:color w:val="595959" w:themeColor="text1" w:themeTint="A6"/>
       <w:spacing w:val="15"/>
       <w:kern w:val="2"/>
@@ -1365,7 +1329,7 @@
       <w14:ligatures w14:val="standardContextual"/>
     </w:rPr>
   </w:style>
-  <w:style w:type="character" w:styleId="SubtitleChar" w:customStyle="1">
+  <w:style w:type="character" w:customStyle="1" w:styleId="SubtitleChar">
     <w:name w:val="Subtitle Char"/>
     <w:basedOn w:val="DefaultParagraphFont"/>
     <w:link w:val="Subtitle"/>
@@ -1392,7 +1356,7 @@
       <w:jc w:val="center"/>
     </w:pPr>
     <w:rPr>
-      <w:rFonts w:asciiTheme="minorHAnsi" w:hAnsiTheme="minorHAnsi" w:eastAsiaTheme="minorHAnsi" w:cstheme="minorBidi"/>
+      <w:rFonts w:asciiTheme="minorHAnsi" w:eastAsiaTheme="minorHAnsi" w:hAnsiTheme="minorHAnsi" w:cstheme="minorBidi"/>
       <w:i/>
       <w:iCs/>
       <w:color w:val="404040" w:themeColor="text1" w:themeTint="BF"/>
@@ -1401,7 +1365,7 @@
       <w14:ligatures w14:val="standardContextual"/>
     </w:rPr>
   </w:style>
-  <w:style w:type="character" w:styleId="QuoteChar" w:customStyle="1">
+  <w:style w:type="character" w:customStyle="1" w:styleId="QuoteChar">
     <w:name w:val="Quote Char"/>
     <w:basedOn w:val="DefaultParagraphFont"/>
     <w:link w:val="Quote"/>
@@ -1425,7 +1389,7 @@
       <w:contextualSpacing/>
     </w:pPr>
     <w:rPr>
-      <w:rFonts w:asciiTheme="minorHAnsi" w:hAnsiTheme="minorHAnsi" w:eastAsiaTheme="minorHAnsi" w:cstheme="minorBidi"/>
+      <w:rFonts w:asciiTheme="minorHAnsi" w:eastAsiaTheme="minorHAnsi" w:hAnsiTheme="minorHAnsi" w:cstheme="minorBidi"/>
       <w:kern w:val="2"/>
       <w:lang w:val="en-US"/>
       <w14:ligatures w14:val="standardContextual"/>
@@ -1453,15 +1417,15 @@
     <w:rsid w:val="00A033B2"/>
     <w:pPr>
       <w:pBdr>
-        <w:top w:val="single" w:color="0F4761" w:themeColor="accent1" w:themeShade="BF" w:sz="4" w:space="10"/>
-        <w:bottom w:val="single" w:color="0F4761" w:themeColor="accent1" w:themeShade="BF" w:sz="4" w:space="10"/>
+        <w:top w:val="single" w:sz="4" w:space="10" w:color="0F4761" w:themeColor="accent1" w:themeShade="BF"/>
+        <w:bottom w:val="single" w:sz="4" w:space="10" w:color="0F4761" w:themeColor="accent1" w:themeShade="BF"/>
       </w:pBdr>
       <w:spacing w:before="360" w:after="360" w:line="278" w:lineRule="auto"/>
       <w:ind w:left="864" w:right="864"/>
       <w:jc w:val="center"/>
     </w:pPr>
     <w:rPr>
-      <w:rFonts w:asciiTheme="minorHAnsi" w:hAnsiTheme="minorHAnsi" w:eastAsiaTheme="minorHAnsi" w:cstheme="minorBidi"/>
+      <w:rFonts w:asciiTheme="minorHAnsi" w:eastAsiaTheme="minorHAnsi" w:hAnsiTheme="minorHAnsi" w:cstheme="minorBidi"/>
       <w:i/>
       <w:iCs/>
       <w:color w:val="0F4761" w:themeColor="accent1" w:themeShade="BF"/>
@@ -1470,7 +1434,7 @@
       <w14:ligatures w14:val="standardContextual"/>
     </w:rPr>
   </w:style>
-  <w:style w:type="character" w:styleId="IntenseQuoteChar" w:customStyle="1">
+  <w:style w:type="character" w:customStyle="1" w:styleId="IntenseQuoteChar">
     <w:name w:val="Intense Quote Char"/>
     <w:basedOn w:val="DefaultParagraphFont"/>
     <w:link w:val="IntenseQuote"/>
@@ -1521,7 +1485,7 @@
       <w:szCs w:val="20"/>
     </w:rPr>
   </w:style>
-  <w:style w:type="character" w:styleId="HTMLPreformattedChar" w:customStyle="1">
+  <w:style w:type="character" w:customStyle="1" w:styleId="HTMLPreformattedChar">
     <w:name w:val="HTML Preformatted Char"/>
     <w:basedOn w:val="DefaultParagraphFont"/>
     <w:link w:val="HTMLPreformatted"/>
@@ -1529,7 +1493,7 @@
     <w:semiHidden/>
     <w:rsid w:val="00D11501"/>
     <w:rPr>
-      <w:rFonts w:ascii="Consolas" w:hAnsi="Consolas" w:eastAsia="Times New Roman" w:cs="Times New Roman"/>
+      <w:rFonts w:ascii="Consolas" w:eastAsia="Times New Roman" w:hAnsi="Consolas" w:cs="Times New Roman"/>
       <w:kern w:val="0"/>
       <w:sz w:val="20"/>
       <w:szCs w:val="20"/>
@@ -1541,7 +1505,7 @@
 </file>
 
 <file path=word/theme/theme1.xml><?xml version="1.0" encoding="utf-8"?>
-<a:theme xmlns:a="http://schemas.openxmlformats.org/drawingml/2006/main" xmlns:thm15="http://schemas.microsoft.com/office/thememl/2012/main" name="Office Theme">
+<a:theme xmlns:a="http://schemas.openxmlformats.org/drawingml/2006/main" name="Office Theme">
   <a:themeElements>
     <a:clrScheme name="Office">
       <a:dk1>
